--- a/Documentos de entrega en .docx/FASE1_Planeacion_Elvis.docx
+++ b/Documentos de entrega en .docx/FASE1_Planeacion_Elvis.docx
@@ -43,10 +43,15 @@
         <w:rPr>
           <w:b/>
         </w:rPr>
-        <w:t xml:space="preserve">Autor: </w:t>
+        <w:t xml:space="preserve">Integrantes: </w:t>
       </w:r>
       <w:r>
         <w:t>Elvis Ragel Toledo Aleman</w:t>
+      </w:r>
+    </w:p>
+    <w:p>
+      <w:r>
+        <w:t xml:space="preserve">                          Julio Cesar Lugo Rodriguez</w:t>
       </w:r>
     </w:p>
     <w:p>
@@ -69,17 +74,6 @@
       </w:r>
       <w:r>
         <w:t>27 de julio de 2026</w:t>
-      </w:r>
-    </w:p>
-    <w:p>
-      <w:r>
-        <w:rPr>
-          <w:b/>
-        </w:rPr>
-        <w:t xml:space="preserve">Modalidad: </w:t>
-      </w:r>
-      <w:r>
-        <w:t>Individual (todos los roles asumidos por el mismo estudiante)</w:t>
       </w:r>
     </w:p>
     <w:p/>
@@ -1126,12 +1120,12 @@
         <w:pStyle w:val="Heading1"/>
       </w:pPr>
       <w:r>
-        <w:t>5. Organizacion del trabajo</w:t>
+        <w:t>5. Organizacion del equipo</w:t>
       </w:r>
     </w:p>
     <w:p>
       <w:r>
-        <w:t>La actividad plantea originalmente un equipo con cuatro roles. En este caso el proyecto se desarrollo de forma individual, por lo que todos los roles fueron asumidos por el mismo estudiante. A continuacion se detalla que tareas correspondieron a cada rol:</w:t>
+        <w:t>El equipo se organizo segun los cuatro roles que plantea la actividad. A continuacion se detalla el responsable de cada rol y las tareas que le correspondieron:</w:t>
       </w:r>
     </w:p>
     <w:tbl>
@@ -1142,13 +1136,14 @@
         <w:tblLook w:firstColumn="1" w:firstRow="1" w:lastColumn="0" w:lastRow="0" w:noHBand="0" w:noVBand="1" w:val="04A0"/>
       </w:tblPr>
       <w:tblGrid>
-        <w:gridCol w:w="4320"/>
-        <w:gridCol w:w="4320"/>
+        <w:gridCol w:w="2880"/>
+        <w:gridCol w:w="2880"/>
+        <w:gridCol w:w="2880"/>
       </w:tblGrid>
       <w:tr>
         <w:tc>
           <w:tcPr>
-            <w:tcW w:type="dxa" w:w="4320"/>
+            <w:tcW w:type="dxa" w:w="2880"/>
           </w:tcPr>
           <w:p>
             <w:r/>
@@ -1162,7 +1157,7 @@
         </w:tc>
         <w:tc>
           <w:tcPr>
-            <w:tcW w:type="dxa" w:w="4320"/>
+            <w:tcW w:type="dxa" w:w="2880"/>
           </w:tcPr>
           <w:p>
             <w:r/>
@@ -1170,7 +1165,21 @@
               <w:rPr>
                 <w:b/>
               </w:rPr>
-              <w:t>Tareas realizadas</w:t>
+              <w:t>Responsable</w:t>
+            </w:r>
+          </w:p>
+        </w:tc>
+        <w:tc>
+          <w:tcPr>
+            <w:tcW w:type="dxa" w:w="2880"/>
+          </w:tcPr>
+          <w:p>
+            <w:r/>
+            <w:r>
+              <w:rPr>
+                <w:b/>
+              </w:rPr>
+              <w:t>Tareas</w:t>
             </w:r>
           </w:p>
         </w:tc>
@@ -1178,7 +1187,7 @@
       <w:tr>
         <w:tc>
           <w:tcPr>
-            <w:tcW w:type="dxa" w:w="4320"/>
+            <w:tcW w:type="dxa" w:w="2880"/>
           </w:tcPr>
           <w:p>
             <w:r>
@@ -1188,11 +1197,21 @@
         </w:tc>
         <w:tc>
           <w:tcPr>
-            <w:tcW w:type="dxa" w:w="4320"/>
+            <w:tcW w:type="dxa" w:w="2880"/>
           </w:tcPr>
           <w:p>
             <w:r>
-              <w:t>Definicion de requerimientos, planeacion de fases, coordinacion del repositorio Git.</w:t>
+              <w:t>Elvis Ragel Toledo Aleman</w:t>
+            </w:r>
+          </w:p>
+        </w:tc>
+        <w:tc>
+          <w:tcPr>
+            <w:tcW w:type="dxa" w:w="2880"/>
+          </w:tcPr>
+          <w:p>
+            <w:r>
+              <w:t>Definicion de requerimientos, planeacion de fases y coordinacion del repositorio Git.</w:t>
             </w:r>
           </w:p>
         </w:tc>
@@ -1200,7 +1219,39 @@
       <w:tr>
         <w:tc>
           <w:tcPr>
-            <w:tcW w:type="dxa" w:w="4320"/>
+            <w:tcW w:type="dxa" w:w="2880"/>
+          </w:tcPr>
+          <w:p>
+            <w:r>
+              <w:t>DevOps</w:t>
+            </w:r>
+          </w:p>
+        </w:tc>
+        <w:tc>
+          <w:tcPr>
+            <w:tcW w:type="dxa" w:w="2880"/>
+          </w:tcPr>
+          <w:p>
+            <w:r>
+              <w:t>Elvis Ragel Toledo Aleman</w:t>
+            </w:r>
+          </w:p>
+        </w:tc>
+        <w:tc>
+          <w:tcPr>
+            <w:tcW w:type="dxa" w:w="2880"/>
+          </w:tcPr>
+          <w:p>
+            <w:r>
+              <w:t>Instalacion y configuracion de CentOS Stream 9, servicios DNS/DHCP/HTTP/MariaDB/SSH, firewall, IP estatica y despliegue con git clone.</w:t>
+            </w:r>
+          </w:p>
+        </w:tc>
+      </w:tr>
+      <w:tr>
+        <w:tc>
+          <w:tcPr>
+            <w:tcW w:type="dxa" w:w="2880"/>
           </w:tcPr>
           <w:p>
             <w:r>
@@ -1210,7 +1261,17 @@
         </w:tc>
         <w:tc>
           <w:tcPr>
-            <w:tcW w:type="dxa" w:w="4320"/>
+            <w:tcW w:type="dxa" w:w="2880"/>
+          </w:tcPr>
+          <w:p>
+            <w:r>
+              <w:t>Elvis Ragel Toledo Aleman</w:t>
+            </w:r>
+          </w:p>
+        </w:tc>
+        <w:tc>
+          <w:tcPr>
+            <w:tcW w:type="dxa" w:w="2880"/>
           </w:tcPr>
           <w:p>
             <w:r>
@@ -1222,7 +1283,7 @@
       <w:tr>
         <w:tc>
           <w:tcPr>
-            <w:tcW w:type="dxa" w:w="4320"/>
+            <w:tcW w:type="dxa" w:w="2880"/>
           </w:tcPr>
           <w:p>
             <w:r>
@@ -1232,11 +1293,21 @@
         </w:tc>
         <w:tc>
           <w:tcPr>
-            <w:tcW w:type="dxa" w:w="4320"/>
+            <w:tcW w:type="dxa" w:w="2880"/>
           </w:tcPr>
           <w:p>
             <w:r>
-              <w:t>Estructura HTML del formulario y la tabla, hoja de estilos CSS, diseno responsive.</w:t>
+              <w:t>Julio Cesar Lugo Rodriguez</w:t>
+            </w:r>
+          </w:p>
+        </w:tc>
+        <w:tc>
+          <w:tcPr>
+            <w:tcW w:type="dxa" w:w="2880"/>
+          </w:tcPr>
+          <w:p>
+            <w:r>
+              <w:t>Estructura HTML del formulario y la tabla de listado, hoja de estilos CSS y diseno de la interfaz.</w:t>
             </w:r>
           </w:p>
         </w:tc>
@@ -1244,21 +1315,31 @@
       <w:tr>
         <w:tc>
           <w:tcPr>
-            <w:tcW w:type="dxa" w:w="4320"/>
+            <w:tcW w:type="dxa" w:w="2880"/>
           </w:tcPr>
           <w:p>
             <w:r>
-              <w:t>DevOps</w:t>
+              <w:t>Documentacion</w:t>
             </w:r>
           </w:p>
         </w:tc>
         <w:tc>
           <w:tcPr>
-            <w:tcW w:type="dxa" w:w="4320"/>
+            <w:tcW w:type="dxa" w:w="2880"/>
           </w:tcPr>
           <w:p>
             <w:r>
-              <w:t>Instalacion y configuracion de CentOS Stream 9, servicios DNS/DHCP/HTTP/MariaDB/SSH, firewall, IP estatica, despliegue con git clone.</w:t>
+              <w:t>Julio Cesar Lugo Rodriguez</w:t>
+            </w:r>
+          </w:p>
+        </w:tc>
+        <w:tc>
+          <w:tcPr>
+            <w:tcW w:type="dxa" w:w="2880"/>
+          </w:tcPr>
+          <w:p>
+            <w:r>
+              <w:t>Redaccion y revision de los documentos de planeacion y tecnico, organizacion de las evidencias graficas.</w:t>
             </w:r>
           </w:p>
         </w:tc>
